--- a/manuscript/manuscript.docx
+++ b/manuscript/manuscript.docx
@@ -686,6 +686,14 @@
           <w:u w:val="single"/>
         </w:rPr>
         <w:t>Declaration of Generative AI and AI-assisted technologies in the writing process:</w:t>
+      </w:r>
+      <w:r>
+        <w:rPr>
+          <w:b/>
+          <w:bCs/>
+          <w:u w:val="single"/>
+        </w:rPr>
+        <w:t xml:space="preserve"> </w:t>
       </w:r>
       <w:r>
         <w:t>Gemini was used for proofreading and improving the clarity of the language in this manuscript. After using this tool, the authors reviewed and edited the content as needed and take full responsibility for the content of the publication.</w:t>
@@ -3025,18 +3033,8 @@
           <w:iCs/>
           <w:lang w:val="de-DE"/>
         </w:rPr>
-        <w:t xml:space="preserve">Nat Rev Drug </w:t>
-      </w:r>
-      <w:proofErr w:type="spellStart"/>
-      <w:r>
-        <w:rPr>
-          <w:i/>
-          <w:iCs/>
-          <w:lang w:val="de-DE"/>
-        </w:rPr>
-        <w:t>Discov</w:t>
-      </w:r>
-      <w:proofErr w:type="spellEnd"/>
+        <w:t>Nat Rev Drug Discov</w:t>
+      </w:r>
       <w:r>
         <w:rPr>
           <w:lang w:val="de-DE"/>
@@ -3075,48 +3073,7 @@
           <w:lang w:val="de-DE"/>
         </w:rPr>
         <w:tab/>
-      </w:r>
-      <w:proofErr w:type="spellStart"/>
-      <w:r>
-        <w:rPr>
-          <w:lang w:val="de-DE"/>
-        </w:rPr>
-        <w:t>Merola</w:t>
-      </w:r>
-      <w:proofErr w:type="spellEnd"/>
-      <w:r>
-        <w:rPr>
-          <w:lang w:val="de-DE"/>
-        </w:rPr>
-        <w:t xml:space="preserve">, D., </w:t>
-      </w:r>
-      <w:proofErr w:type="spellStart"/>
-      <w:r>
-        <w:rPr>
-          <w:lang w:val="de-DE"/>
-        </w:rPr>
-        <w:t>Schneeweiss</w:t>
-      </w:r>
-      <w:proofErr w:type="spellEnd"/>
-      <w:r>
-        <w:rPr>
-          <w:lang w:val="de-DE"/>
-        </w:rPr>
-        <w:t xml:space="preserve">, S., Schrag, D., </w:t>
-      </w:r>
-      <w:proofErr w:type="spellStart"/>
-      <w:r>
-        <w:rPr>
-          <w:lang w:val="de-DE"/>
-        </w:rPr>
-        <w:t>Lii</w:t>
-      </w:r>
-      <w:proofErr w:type="spellEnd"/>
-      <w:r>
-        <w:rPr>
-          <w:lang w:val="de-DE"/>
-        </w:rPr>
-        <w:t xml:space="preserve">, J. &amp; Lin, K. J. </w:t>
+        <w:t xml:space="preserve">Merola, D., Schneeweiss, S., Schrag, D., Lii, J. &amp; Lin, K. J. </w:t>
       </w:r>
       <w:hyperlink r:id="rId13">
         <w:r>
@@ -4300,35 +4257,7 @@
           <w:lang w:val="de-DE"/>
         </w:rPr>
         <w:tab/>
-        <w:t xml:space="preserve">Hernán, M. A., Sauer, B. C., </w:t>
-      </w:r>
-      <w:proofErr w:type="spellStart"/>
-      <w:r>
-        <w:rPr>
-          <w:lang w:val="de-DE"/>
-        </w:rPr>
-        <w:t>Hernández-Dı́az</w:t>
-      </w:r>
-      <w:proofErr w:type="spellEnd"/>
-      <w:r>
-        <w:rPr>
-          <w:lang w:val="de-DE"/>
-        </w:rPr>
-        <w:t xml:space="preserve">, S., Platt, R. &amp; </w:t>
-      </w:r>
-      <w:proofErr w:type="spellStart"/>
-      <w:r>
-        <w:rPr>
-          <w:lang w:val="de-DE"/>
-        </w:rPr>
-        <w:t>Shrier</w:t>
-      </w:r>
-      <w:proofErr w:type="spellEnd"/>
-      <w:r>
-        <w:rPr>
-          <w:lang w:val="de-DE"/>
-        </w:rPr>
-        <w:t xml:space="preserve">, I. </w:t>
+        <w:t xml:space="preserve">Hernán, M. A., Sauer, B. C., Hernández-Dı́az, S., Platt, R. &amp; Shrier, I. </w:t>
       </w:r>
       <w:hyperlink r:id="rId20">
         <w:r>
@@ -4751,7 +4680,6 @@
         <w:tab/>
         <w:t xml:space="preserve">Rubin, D. B. Inference and missing data. </w:t>
       </w:r>
-      <w:proofErr w:type="spellStart"/>
       <w:r>
         <w:rPr>
           <w:i/>
@@ -4760,7 +4688,6 @@
         </w:rPr>
         <w:t>Biometrika</w:t>
       </w:r>
-      <w:proofErr w:type="spellEnd"/>
       <w:r>
         <w:rPr>
           <w:lang w:val="de-DE"/>
@@ -4815,13 +4742,8 @@
         </w:rPr>
         <w:t xml:space="preserve"> </w:t>
       </w:r>
-      <w:proofErr w:type="spellStart"/>
-      <w:r>
-        <w:t>Smdi</w:t>
-      </w:r>
-      <w:proofErr w:type="spellEnd"/>
-      <w:r>
-        <w:t xml:space="preserve">: An r package to perform structural missing data investigations on partially observed confounders in real-world evidence studies. </w:t>
+      <w:r>
+        <w:t xml:space="preserve">Smdi: An r package to perform structural missing data investigations on partially observed confounders in real-world evidence studies. </w:t>
       </w:r>
       <w:r>
         <w:rPr>
